--- a/최종교재/19장_키워드_장소_검색.docx
+++ b/최종교재/19장_키워드_장소_검색.docx
@@ -1484,7 +1484,24 @@
           <w:i w:val="0"/>
           <w:color w:val="000000"/>
         </w:rPr>
-        <w:t>첫 번째 인자에는 검색어를 전달합니다. 두 번째 인자는 다소 생소할 수 있는데, 단순한 값이 아니라 함수 자체를 전달하는 방식입니다. 이와 같은 함수를 콜백(callback)[^1]이라고 부릅니다. 왜 이런 구조로 설계되었는지 알아보겠습니다.</w:t>
+        <w:t>첫 번째 인자에는 검색어를 전달합니다. 두 번째 인자는 다소 생소할 수 있는데, 단순한 값이 아니라 함수 자체를 전달하는 방식입니다. 이와 같은 함수를 콜백(callback)</w:t>
+      </w:r>
+      <w:r>
+        <w:rPr>
+          <w:b w:val="0"/>
+          <w:i w:val="0"/>
+          <w:color w:val="000000"/>
+          <w:vertAlign w:val="superscript"/>
+        </w:rPr>
+        <w:t>1</w:t>
+      </w:r>
+      <w:r>
+        <w:rPr>
+          <w:b w:val="0"/>
+          <w:i w:val="0"/>
+          <w:color w:val="000000"/>
+        </w:rPr>
+        <w:t>이라고 부릅니다. 왜 이런 구조로 설계되었는지 알아보겠습니다.</w:t>
       </w:r>
     </w:p>
     <w:p>
@@ -1493,7 +1510,6 @@
           <w:rFonts w:ascii="Consolas" w:hAnsi="Consolas"/>
           <w:b w:val="0"/>
           <w:i w:val="0"/>
-          <w:strike w:val="0"/>
           <w:color w:val="000000"/>
           <w:sz w:val="17"/>
         </w:rPr>
@@ -1503,7 +1519,6 @@
         <w:rPr>
           <w:b w:val="0"/>
           <w:i w:val="0"/>
-          <w:strike w:val="0"/>
           <w:color w:val="000000"/>
         </w:rPr>
         <w:t>를 호출하는 순간, 우리 코드는 인터넷 너머 카카오 서버로 질문을 보냅니다. 답이 돌아오기까지는 짧게는 수십 밀리초, 길게는 몇 초가 걸릴 수 있습니다. 그 시간 동안 브라우저가 하던 일을 전부 멈추고 기다린다면 지도는 얼어붙고 화면은 먹통이 될 겁니다. 그래서 자바스크립트는 기다리지 않습니다. 식당에서 주문하고 진동벨을 받아 자리로 돌아가는 것과 같습니다. "음식(검색 결과)이 나오면 이 벨(콜백 함수)을 울려 주세요" 하고 함수를 맡겨 두고, 브라우저는 하던 일을 계속합니다. 답이 도착하는 순간 카카오 SDK가 우리의 콜백을 호출해 주면서, 첫 번째 인자로 결과 데이터를, 두 번째 인자로 상태 코드를 넣어 줍니다.</w:t>
@@ -3117,7 +3132,6 @@
         <w:rPr>
           <w:b w:val="0"/>
           <w:i w:val="0"/>
-          <w:strike w:val="0"/>
           <w:color w:val="000000"/>
         </w:rPr>
         <w:t xml:space="preserve">지금 문지기는 </w:t>
@@ -3127,7 +3141,6 @@
           <w:rFonts w:ascii="Consolas" w:hAnsi="Consolas"/>
           <w:b w:val="0"/>
           <w:i w:val="0"/>
-          <w:strike w:val="0"/>
           <w:color w:val="000000"/>
           <w:sz w:val="17"/>
         </w:rPr>
@@ -3137,7 +3150,6 @@
         <w:rPr>
           <w:b w:val="0"/>
           <w:i w:val="0"/>
-          <w:strike w:val="0"/>
           <w:color w:val="000000"/>
         </w:rPr>
         <w:t xml:space="preserve">(결과 0건)와 </w:t>
@@ -3147,7 +3159,6 @@
           <w:rFonts w:ascii="Consolas" w:hAnsi="Consolas"/>
           <w:b w:val="0"/>
           <w:i w:val="0"/>
-          <w:strike w:val="0"/>
           <w:color w:val="000000"/>
           <w:sz w:val="17"/>
         </w:rPr>
@@ -3157,35 +3168,15 @@
         <w:rPr>
           <w:b w:val="0"/>
           <w:i w:val="0"/>
-          <w:strike w:val="0"/>
-          <w:color w:val="000000"/>
-        </w:rPr>
-        <w:t xml:space="preserve">(통신 오류)를 구분하지 않고 둘 다 "검색 결과가 없습니다."라는 한 가지 토스트로 처리합니다. 코드가 단순해지는 대신, 서버나 네트워크가 아픈 날에도 사용자에게는 그냥 "결과 없음"으로 보인다는 한계가 있죠. 그래서 "분명 있어야 할 검색어인데 결과가 없다"는 이상한 상황을 만나면 토스트만 믿지 말고 </w:t>
-      </w:r>
-      <w:r>
-        <w:rPr>
-          <w:b/>
-          <w:i w:val="0"/>
-          <w:strike w:val="0"/>
-          <w:color w:val="000000"/>
-        </w:rPr>
-        <w:t>콘솔부터 열어 보는 습관</w:t>
-      </w:r>
-      <w:r>
-        <w:rPr>
-          <w:b w:val="0"/>
-          <w:i w:val="0"/>
-          <w:strike w:val="0"/>
-          <w:color w:val="000000"/>
-        </w:rPr>
-        <w:t xml:space="preserve">을 들이세요. 콜백에서 </w:t>
+          <w:color w:val="000000"/>
+        </w:rPr>
+        <w:t xml:space="preserve">(통신 오류)를 구분하지 않고 둘 다 "검색 결과가 없습니다."라는 한 가지 토스트로 처리합니다. 코드는 단순해지지만, 서버나 네트워크에 문제가 생긴 날에도 사용자에게는 그냥 "결과 없음"으로 보입니다. 그래서 "분명 있어야 할 검색어인데 결과가 없다"는 이상한 상황을 만나면 토스트만 믿지 말고 콘솔부터 열어 보는 습관을 들이세요. 콜백에서 </w:t>
       </w:r>
       <w:r>
         <w:rPr>
           <w:rFonts w:ascii="Consolas" w:hAnsi="Consolas"/>
           <w:b w:val="0"/>
           <w:i w:val="0"/>
-          <w:strike w:val="0"/>
           <w:color w:val="000000"/>
           <w:sz w:val="17"/>
         </w:rPr>
@@ -3195,7 +3186,6 @@
         <w:rPr>
           <w:b w:val="0"/>
           <w:i w:val="0"/>
-          <w:strike w:val="0"/>
           <w:color w:val="000000"/>
         </w:rPr>
         <w:t xml:space="preserve"> 값을 </w:t>
@@ -3205,7 +3195,6 @@
           <w:rFonts w:ascii="Consolas" w:hAnsi="Consolas"/>
           <w:b w:val="0"/>
           <w:i w:val="0"/>
-          <w:strike w:val="0"/>
           <w:color w:val="000000"/>
           <w:sz w:val="17"/>
         </w:rPr>
@@ -3215,10 +3204,9 @@
         <w:rPr>
           <w:b w:val="0"/>
           <w:i w:val="0"/>
-          <w:strike w:val="0"/>
-          <w:color w:val="000000"/>
-        </w:rPr>
-        <w:t>로 찍어 보면 결과가 없는 것인지, 통신이 실패한 것인지 바로 구분됩니다. 두 경우의 안내 문구를 나누는 개선은 연습 문제로 남겨 둡니다.</w:t>
+          <w:color w:val="000000"/>
+        </w:rPr>
+        <w:t>로 찍어 보면 결과가 없는 것인지, 통신이 실패한 것인지 바로 구분할 수 있습니다. 두 경우의 안내 문구를 나누는 개선은 확인 문제에서 직접 해 봅니다.</w:t>
       </w:r>
     </w:p>
     <w:p>
@@ -3264,26 +3252,15 @@
         <w:rPr>
           <w:b/>
           <w:i w:val="0"/>
-          <w:strike w:val="0"/>
-          <w:color w:val="000000"/>
-        </w:rPr>
-        <w:t>Enter 키 처리</w:t>
-      </w:r>
-      <w:r>
-        <w:rPr>
-          <w:b w:val="0"/>
-          <w:i w:val="0"/>
-          <w:strike w:val="0"/>
-          <w:color w:val="000000"/>
-        </w:rPr>
-        <w:t xml:space="preserve"> — 검색창에서 Enter를 치는 것은 만국 공통의 본능입니다. </w:t>
+          <w:color w:val="000000"/>
+        </w:rPr>
+        <w:t xml:space="preserve">Enter 키 처리. 사용자는 검색창에서 자연스럽게 Enter를 누릅니다. </w:t>
       </w:r>
       <w:r>
         <w:rPr>
           <w:rFonts w:ascii="Consolas" w:hAnsi="Consolas"/>
-          <w:b w:val="0"/>
-          <w:i w:val="0"/>
-          <w:strike w:val="0"/>
+          <w:b/>
+          <w:i w:val="0"/>
           <w:color w:val="000000"/>
           <w:sz w:val="17"/>
         </w:rPr>
@@ -3291,9 +3268,8 @@
       </w:r>
       <w:r>
         <w:rPr>
-          <w:b w:val="0"/>
-          <w:i w:val="0"/>
-          <w:strike w:val="0"/>
+          <w:b/>
+          <w:i w:val="0"/>
           <w:color w:val="000000"/>
         </w:rPr>
         <w:t xml:space="preserve"> 이벤트에서 </w:t>
@@ -3301,9 +3277,8 @@
       <w:r>
         <w:rPr>
           <w:rFonts w:ascii="Consolas" w:hAnsi="Consolas"/>
-          <w:b w:val="0"/>
-          <w:i w:val="0"/>
-          <w:strike w:val="0"/>
+          <w:b/>
+          <w:i w:val="0"/>
           <w:color w:val="000000"/>
           <w:sz w:val="17"/>
         </w:rPr>
@@ -3311,9 +3286,8 @@
       </w:r>
       <w:r>
         <w:rPr>
-          <w:b w:val="0"/>
-          <w:i w:val="0"/>
-          <w:strike w:val="0"/>
+          <w:b/>
+          <w:i w:val="0"/>
           <w:color w:val="000000"/>
         </w:rPr>
         <w:t xml:space="preserve">를 확인해 같은 </w:t>
@@ -3321,9 +3295,8 @@
       <w:r>
         <w:rPr>
           <w:rFonts w:ascii="Consolas" w:hAnsi="Consolas"/>
-          <w:b w:val="0"/>
-          <w:i w:val="0"/>
-          <w:strike w:val="0"/>
+          <w:b/>
+          <w:i w:val="0"/>
           <w:color w:val="000000"/>
           <w:sz w:val="17"/>
         </w:rPr>
@@ -3331,12 +3304,11 @@
       </w:r>
       <w:r>
         <w:rPr>
-          <w:b w:val="0"/>
-          <w:i w:val="0"/>
-          <w:strike w:val="0"/>
-          <w:color w:val="000000"/>
-        </w:rPr>
-        <w:t>을 부릅니다. 이 세 줄이 없으면 사용자는 반드시 "왜 엔터가 안 먹지?"라며 어리둥절해합니다.</w:t>
+          <w:b/>
+          <w:i w:val="0"/>
+          <w:color w:val="000000"/>
+        </w:rPr>
+        <w:t>을 부릅니다. 이 세 줄이 없으면 사용자는 "왜 엔터가 안 먹지?"라며 어리둥절해하겠지요.</w:t>
       </w:r>
     </w:p>
     <w:p>
@@ -3445,7 +3417,6 @@
           <w:rFonts w:ascii="Consolas" w:hAnsi="Consolas"/>
           <w:b w:val="0"/>
           <w:i w:val="0"/>
-          <w:strike w:val="0"/>
           <w:color w:val="000000"/>
           <w:sz w:val="17"/>
         </w:rPr>
@@ -3455,35 +3426,15 @@
         <w:rPr>
           <w:b w:val="0"/>
           <w:i w:val="0"/>
-          <w:strike w:val="0"/>
-          <w:color w:val="000000"/>
-        </w:rPr>
-        <w:t xml:space="preserve">을 풀어 목록을 드러낸 다음, </w:t>
-      </w:r>
-      <w:r>
-        <w:rPr>
-          <w:b w:val="0"/>
-          <w:i w:val="0"/>
-          <w:strike w:val="0"/>
-          <w:color w:val="000000"/>
-        </w:rPr>
-        <w:t>16장</w:t>
-      </w:r>
-      <w:r>
-        <w:rPr>
-          <w:b w:val="0"/>
-          <w:i w:val="0"/>
-          <w:strike w:val="0"/>
-          <w:color w:val="000000"/>
-        </w:rPr>
-        <w:t xml:space="preserve"> 데이터 렌더링에서 익힌 '배열 → HTML 문자열' 패턴을 그대로 씁니다. </w:t>
+          <w:color w:val="000000"/>
+        </w:rPr>
+        <w:t xml:space="preserve">을 풀어 목록을 드러낸 다음, 16장 데이터 렌더링에서 익힌 '배열 → HTML 문자열' 패턴을 그대로 씁니다. </w:t>
       </w:r>
       <w:r>
         <w:rPr>
           <w:rFonts w:ascii="Consolas" w:hAnsi="Consolas"/>
           <w:b w:val="0"/>
           <w:i w:val="0"/>
-          <w:strike w:val="0"/>
           <w:color w:val="000000"/>
           <w:sz w:val="17"/>
         </w:rPr>
@@ -3493,7 +3444,6 @@
         <w:rPr>
           <w:b w:val="0"/>
           <w:i w:val="0"/>
-          <w:strike w:val="0"/>
           <w:color w:val="000000"/>
         </w:rPr>
         <w:t xml:space="preserve">으로 항목 하나하나를 </w:t>
@@ -3503,7 +3453,6 @@
           <w:rFonts w:ascii="Consolas" w:hAnsi="Consolas"/>
           <w:b w:val="0"/>
           <w:i w:val="0"/>
-          <w:strike w:val="0"/>
           <w:color w:val="000000"/>
           <w:sz w:val="17"/>
         </w:rPr>
@@ -3513,7 +3462,6 @@
         <w:rPr>
           <w:b w:val="0"/>
           <w:i w:val="0"/>
-          <w:strike w:val="0"/>
           <w:color w:val="000000"/>
         </w:rPr>
         <w:t xml:space="preserve"> 문자열로 바꾸고 </w:t>
@@ -3523,7 +3471,6 @@
           <w:rFonts w:ascii="Consolas" w:hAnsi="Consolas"/>
           <w:b w:val="0"/>
           <w:i w:val="0"/>
-          <w:strike w:val="0"/>
           <w:color w:val="000000"/>
           <w:sz w:val="17"/>
         </w:rPr>
@@ -3533,7 +3480,6 @@
         <w:rPr>
           <w:b w:val="0"/>
           <w:i w:val="0"/>
-          <w:strike w:val="0"/>
           <w:color w:val="000000"/>
         </w:rPr>
         <w:t xml:space="preserve">으로 이어 붙여 </w:t>
@@ -3543,7 +3489,6 @@
           <w:rFonts w:ascii="Consolas" w:hAnsi="Consolas"/>
           <w:b w:val="0"/>
           <w:i w:val="0"/>
-          <w:strike w:val="0"/>
           <w:color w:val="000000"/>
           <w:sz w:val="17"/>
         </w:rPr>
@@ -3553,7 +3498,6 @@
         <w:rPr>
           <w:b w:val="0"/>
           <w:i w:val="0"/>
-          <w:strike w:val="0"/>
           <w:color w:val="000000"/>
         </w:rPr>
         <w:t xml:space="preserve">에 한 번에 꽂습니다. 주소는 </w:t>
@@ -3563,7 +3507,6 @@
           <w:rFonts w:ascii="Consolas" w:hAnsi="Consolas"/>
           <w:b w:val="0"/>
           <w:i w:val="0"/>
-          <w:strike w:val="0"/>
           <w:color w:val="000000"/>
           <w:sz w:val="17"/>
         </w:rPr>
@@ -3573,7 +3516,6 @@
         <w:rPr>
           <w:b w:val="0"/>
           <w:i w:val="0"/>
-          <w:strike w:val="0"/>
           <w:color w:val="000000"/>
         </w:rPr>
         <w:t xml:space="preserve">처럼 OR 사슬로 골랐습니다. 도로명 주소가 있으면 그것을, 없으면 지번 주소를, 그마저 없으면 빈 문자열을 쓰라는 뜻입니다. 각 </w:t>
@@ -3583,7 +3525,6 @@
           <w:rFonts w:ascii="Consolas" w:hAnsi="Consolas"/>
           <w:b w:val="0"/>
           <w:i w:val="0"/>
-          <w:strike w:val="0"/>
           <w:color w:val="000000"/>
           <w:sz w:val="17"/>
         </w:rPr>
@@ -3593,7 +3534,6 @@
         <w:rPr>
           <w:b w:val="0"/>
           <w:i w:val="0"/>
-          <w:strike w:val="0"/>
           <w:color w:val="000000"/>
         </w:rPr>
         <w:t xml:space="preserve">에는 </w:t>
@@ -3603,7 +3543,6 @@
           <w:rFonts w:ascii="Consolas" w:hAnsi="Consolas"/>
           <w:b w:val="0"/>
           <w:i w:val="0"/>
-          <w:strike w:val="0"/>
           <w:color w:val="000000"/>
           <w:sz w:val="17"/>
         </w:rPr>
@@ -3613,10 +3552,9 @@
         <w:rPr>
           <w:b w:val="0"/>
           <w:i w:val="0"/>
-          <w:strike w:val="0"/>
-          <w:color w:val="000000"/>
-        </w:rPr>
-        <w:t>로 자기 번호표를 달아 두었습니다. 잠시 뒤 클릭된 항목이 몇 번째인지 알아내는 데 씁니다.</w:t>
+          <w:color w:val="000000"/>
+        </w:rPr>
+        <w:t>로 자기 번호표를 달아 두었습니다. 잠시 뒤 클릭한 항목이 몇 번째인지 알아낼 때 씁니다.</w:t>
       </w:r>
     </w:p>
     <w:p>
@@ -3625,7 +3563,6 @@
           <w:rFonts w:ascii="Consolas" w:hAnsi="Consolas"/>
           <w:b w:val="0"/>
           <w:i w:val="0"/>
-          <w:strike w:val="0"/>
           <w:color w:val="000000"/>
           <w:sz w:val="17"/>
         </w:rPr>
@@ -3635,7 +3572,6 @@
         <w:rPr>
           <w:b w:val="0"/>
           <w:i w:val="0"/>
-          <w:strike w:val="0"/>
           <w:color w:val="000000"/>
         </w:rPr>
         <w:t xml:space="preserve">이라는 낯선 함수가 보이나요? 바깥에서 온 문자열(장소 이름·주소)을 </w:t>
@@ -3645,7 +3581,6 @@
           <w:rFonts w:ascii="Consolas" w:hAnsi="Consolas"/>
           <w:b w:val="0"/>
           <w:i w:val="0"/>
-          <w:strike w:val="0"/>
           <w:color w:val="000000"/>
           <w:sz w:val="17"/>
         </w:rPr>
@@ -3655,28 +3590,9 @@
         <w:rPr>
           <w:b w:val="0"/>
           <w:i w:val="0"/>
-          <w:strike w:val="0"/>
-          <w:color w:val="000000"/>
-        </w:rPr>
-        <w:t xml:space="preserve">에 넣을 때 특수문자를 무해하게 바꿔 주는 안전장치입니다. 지금은 "외부 데이터를 HTML에 넣을 땐 이걸 씌운다"고만 기억해 두세요. 왜 필요한지, 안 쓰면 무슨 일이 벌어지는지는 </w:t>
-      </w:r>
-      <w:r>
-        <w:rPr>
-          <w:b w:val="0"/>
-          <w:i w:val="0"/>
-          <w:strike w:val="0"/>
-          <w:color w:val="000000"/>
-        </w:rPr>
-        <w:t>23장</w:t>
-      </w:r>
-      <w:r>
-        <w:rPr>
-          <w:b w:val="0"/>
-          <w:i w:val="0"/>
-          <w:strike w:val="0"/>
-          <w:color w:val="000000"/>
-        </w:rPr>
-        <w:t>에서 XSS라는 이름과 함께 제대로 배웁니다.</w:t>
+          <w:color w:val="000000"/>
+        </w:rPr>
+        <w:t>에 넣을 때 특수문자를 무해하게 바꿔 주는 안전장치입니다. 지금은 "외부 데이터를 HTML에 넣을 때는 이 함수를 씌운다"고만 기억해 두세요. 왜 필요한지, 안 쓰면 무슨 일이 벌어지는지는 23장에서 XSS라는 이름과 함께 제대로 배웁니다.</w:t>
       </w:r>
     </w:p>
     <w:p>
@@ -3850,7 +3766,6 @@
         <w:rPr>
           <w:b w:val="0"/>
           <w:i w:val="0"/>
-          <w:strike w:val="0"/>
           <w:color w:val="000000"/>
         </w:rPr>
         <w:t xml:space="preserve">방금 그린 </w:t>
@@ -3860,7 +3775,6 @@
           <w:rFonts w:ascii="Consolas" w:hAnsi="Consolas"/>
           <w:b w:val="0"/>
           <w:i w:val="0"/>
-          <w:strike w:val="0"/>
           <w:color w:val="000000"/>
           <w:sz w:val="17"/>
         </w:rPr>
@@ -3870,17 +3784,15 @@
         <w:rPr>
           <w:b w:val="0"/>
           <w:i w:val="0"/>
-          <w:strike w:val="0"/>
-          <w:color w:val="000000"/>
-        </w:rPr>
-        <w:t xml:space="preserve">들을 </w:t>
+          <w:color w:val="000000"/>
+        </w:rPr>
+        <w:t xml:space="preserve">를 </w:t>
       </w:r>
       <w:r>
         <w:rPr>
           <w:rFonts w:ascii="Consolas" w:hAnsi="Consolas"/>
           <w:b w:val="0"/>
           <w:i w:val="0"/>
-          <w:strike w:val="0"/>
           <w:color w:val="000000"/>
           <w:sz w:val="17"/>
         </w:rPr>
@@ -3890,17 +3802,15 @@
         <w:rPr>
           <w:b w:val="0"/>
           <w:i w:val="0"/>
-          <w:strike w:val="0"/>
-          <w:color w:val="000000"/>
-        </w:rPr>
-        <w:t xml:space="preserve">로 다시 모아, 하나씩 클릭 리스너를 답니다. </w:t>
+          <w:color w:val="000000"/>
+        </w:rPr>
+        <w:t xml:space="preserve">로 다시 모아 하나씩 클릭 리스너를 붙입니다. </w:t>
       </w:r>
       <w:r>
         <w:rPr>
           <w:rFonts w:ascii="Consolas" w:hAnsi="Consolas"/>
           <w:b w:val="0"/>
           <w:i w:val="0"/>
-          <w:strike w:val="0"/>
           <w:color w:val="000000"/>
           <w:sz w:val="17"/>
         </w:rPr>
@@ -3910,17 +3820,15 @@
         <w:rPr>
           <w:b w:val="0"/>
           <w:i w:val="0"/>
-          <w:strike w:val="0"/>
-          <w:color w:val="000000"/>
-        </w:rPr>
-        <w:t xml:space="preserve">로 번호표를 읽으면 이 </w:t>
+          <w:color w:val="000000"/>
+        </w:rPr>
+        <w:t xml:space="preserve">에 저장해 둔 번호를 읽으면 이 </w:t>
       </w:r>
       <w:r>
         <w:rPr>
           <w:rFonts w:ascii="Consolas" w:hAnsi="Consolas"/>
           <w:b w:val="0"/>
           <w:i w:val="0"/>
-          <w:strike w:val="0"/>
           <w:color w:val="000000"/>
           <w:sz w:val="17"/>
         </w:rPr>
@@ -3930,7 +3838,6 @@
         <w:rPr>
           <w:b w:val="0"/>
           <w:i w:val="0"/>
-          <w:strike w:val="0"/>
           <w:color w:val="000000"/>
         </w:rPr>
         <w:t xml:space="preserve">가 </w:t>
@@ -3940,7 +3847,6 @@
           <w:rFonts w:ascii="Consolas" w:hAnsi="Consolas"/>
           <w:b w:val="0"/>
           <w:i w:val="0"/>
-          <w:strike w:val="0"/>
           <w:color w:val="000000"/>
           <w:sz w:val="17"/>
         </w:rPr>
@@ -3950,35 +3856,15 @@
         <w:rPr>
           <w:b w:val="0"/>
           <w:i w:val="0"/>
-          <w:strike w:val="0"/>
-          <w:color w:val="000000"/>
-        </w:rPr>
-        <w:t xml:space="preserve"> 배열의 몇 번째 장소인지 알 수 있습니다. 그리고 </w:t>
-      </w:r>
-      <w:r>
-        <w:rPr>
-          <w:b w:val="0"/>
-          <w:i w:val="0"/>
-          <w:strike w:val="0"/>
-          <w:color w:val="000000"/>
-        </w:rPr>
-        <w:t>19.3절</w:t>
-      </w:r>
-      <w:r>
-        <w:rPr>
-          <w:b w:val="0"/>
-          <w:i w:val="0"/>
-          <w:strike w:val="0"/>
-          <w:color w:val="000000"/>
-        </w:rPr>
-        <w:t xml:space="preserve">에서 예고한 함정 처리가 여기 있습니다. </w:t>
+          <w:color w:val="000000"/>
+        </w:rPr>
+        <w:t xml:space="preserve"> 배열의 몇 번째 장소인지 알 수 있습니다. 19.3절에서 설명한 좌표 변환도 여기서 합니다. </w:t>
       </w:r>
       <w:r>
         <w:rPr>
           <w:rFonts w:ascii="Consolas" w:hAnsi="Consolas"/>
           <w:b w:val="0"/>
           <w:i w:val="0"/>
-          <w:strike w:val="0"/>
           <w:color w:val="000000"/>
           <w:sz w:val="17"/>
         </w:rPr>
@@ -3988,7 +3874,6 @@
         <w:rPr>
           <w:b w:val="0"/>
           <w:i w:val="0"/>
-          <w:strike w:val="0"/>
           <w:color w:val="000000"/>
         </w:rPr>
         <w:t xml:space="preserve">가 위도, </w:t>
@@ -3998,7 +3883,6 @@
           <w:rFonts w:ascii="Consolas" w:hAnsi="Consolas"/>
           <w:b w:val="0"/>
           <w:i w:val="0"/>
-          <w:strike w:val="0"/>
           <w:color w:val="000000"/>
           <w:sz w:val="17"/>
         </w:rPr>
@@ -4008,10 +3892,9 @@
         <w:rPr>
           <w:b w:val="0"/>
           <w:i w:val="0"/>
-          <w:strike w:val="0"/>
-          <w:color w:val="000000"/>
-        </w:rPr>
-        <w:t>가 경도. 문자열을 숫자로 바꾸면서 x·y를 lat·lng로 번역하는 두 줄입니다. 이 두 줄의 순서를 바꾸면 성수동을 검색했는데 지도가 서해 바다 한가운데로 날아가는 마법을 경험하게 됩니다.</w:t>
+          <w:color w:val="000000"/>
+        </w:rPr>
+        <w:t>가 경도입니다. 문자열을 숫자로 바꾸면서 x와 y를 lat과 lng로 옮기는 두 줄입니다. 이 두 줄은 순서를 바꾸면 안 됩니다. 바꾸는 순간 성수동을 검색해도 지도가 서해 바다로 이동합니다.</w:t>
       </w:r>
     </w:p>
     <w:p>
@@ -4414,17 +4297,15 @@
         <w:rPr>
           <w:b w:val="0"/>
           <w:i w:val="0"/>
-          <w:strike w:val="0"/>
-          <w:color w:val="000000"/>
-        </w:rPr>
-        <w:t xml:space="preserve">잘 되나요? 혹시 결과 목록은 뜨는데 클릭해도 지도가 꿈쩍하지 않는다면, 콘솔에 빨간 에러가 있는지부터 보세요. </w:t>
+          <w:color w:val="000000"/>
+        </w:rPr>
+        <w:t xml:space="preserve">결과 목록은 뜨는데 클릭해도 지도가 움직이지 않는다면, 콘솔에 빨간 에러가 있는지부터 확인하세요. </w:t>
       </w:r>
       <w:r>
         <w:rPr>
           <w:rFonts w:ascii="Consolas" w:hAnsi="Consolas"/>
           <w:b w:val="0"/>
           <w:i w:val="0"/>
-          <w:strike w:val="0"/>
           <w:color w:val="000000"/>
           <w:sz w:val="17"/>
         </w:rPr>
@@ -4434,17 +4315,15 @@
         <w:rPr>
           <w:b w:val="0"/>
           <w:i w:val="0"/>
-          <w:strike w:val="0"/>
-          <w:color w:val="000000"/>
-        </w:rPr>
-        <w:t xml:space="preserve"> 류의 에러라면 </w:t>
+          <w:color w:val="000000"/>
+        </w:rPr>
+        <w:t xml:space="preserve"> 같은 에러라면 </w:t>
       </w:r>
       <w:r>
         <w:rPr>
           <w:rFonts w:ascii="Consolas" w:hAnsi="Consolas"/>
           <w:b w:val="0"/>
           <w:i w:val="0"/>
-          <w:strike w:val="0"/>
           <w:color w:val="000000"/>
           <w:sz w:val="17"/>
         </w:rPr>
@@ -4454,7 +4333,6 @@
         <w:rPr>
           <w:b w:val="0"/>
           <w:i w:val="0"/>
-          <w:strike w:val="0"/>
           <w:color w:val="000000"/>
         </w:rPr>
         <w:t xml:space="preserve">에서 </w:t>
@@ -4464,7 +4342,6 @@
           <w:rFonts w:ascii="Consolas" w:hAnsi="Consolas"/>
           <w:b w:val="0"/>
           <w:i w:val="0"/>
-          <w:strike w:val="0"/>
           <w:color w:val="000000"/>
           <w:sz w:val="17"/>
         </w:rPr>
@@ -4474,17 +4351,15 @@
         <w:rPr>
           <w:b w:val="0"/>
           <w:i w:val="0"/>
-          <w:strike w:val="0"/>
-          <w:color w:val="000000"/>
-        </w:rPr>
-        <w:t xml:space="preserve">을 export하고 있는지, </w:t>
+          <w:color w:val="000000"/>
+        </w:rPr>
+        <w:t xml:space="preserve">을 export하는지 봅니다. </w:t>
       </w:r>
       <w:r>
         <w:rPr>
           <w:rFonts w:ascii="Consolas" w:hAnsi="Consolas"/>
           <w:b w:val="0"/>
           <w:i w:val="0"/>
-          <w:strike w:val="0"/>
           <w:color w:val="000000"/>
           <w:sz w:val="17"/>
         </w:rPr>
@@ -4494,17 +4369,15 @@
         <w:rPr>
           <w:b w:val="0"/>
           <w:i w:val="0"/>
-          <w:strike w:val="0"/>
-          <w:color w:val="000000"/>
-        </w:rPr>
-        <w:t xml:space="preserve"> 류라면 </w:t>
+          <w:color w:val="000000"/>
+        </w:rPr>
+        <w:t xml:space="preserve"> 같은 에러라면 </w:t>
       </w:r>
       <w:r>
         <w:rPr>
           <w:rFonts w:ascii="Consolas" w:hAnsi="Consolas"/>
           <w:b w:val="0"/>
           <w:i w:val="0"/>
-          <w:strike w:val="0"/>
           <w:color w:val="000000"/>
           <w:sz w:val="17"/>
         </w:rPr>
@@ -4514,10 +4387,9 @@
         <w:rPr>
           <w:b w:val="0"/>
           <w:i w:val="0"/>
-          <w:strike w:val="0"/>
-          <w:color w:val="000000"/>
-        </w:rPr>
-        <w:t>가 지도 생성 이후에 호출되는지 확인하면 됩니다. 에러 메시지를 통째로 복사해 Claude Code에게 붙여 넣고 "이 에러 고쳐줘"라고 시키는 것도 훌륭한 바이브코딩입니다. 에러 메시지는 우리보다 AI가 훨씬 잘 읽습니다.</w:t>
+          <w:color w:val="000000"/>
+        </w:rPr>
+        <w:t>를 지도 생성 이후에 호출하는지 확인합니다. 에러 메시지를 그대로 복사해 Claude Code에게 붙여 넣고 고쳐 달라고 시켜도 됩니다.</w:t>
       </w:r>
     </w:p>
     <w:p>
@@ -5739,37 +5611,9 @@
         <w:rPr>
           <w:b/>
           <w:i w:val="0"/>
-          <w:strike w:val="0"/>
-          <w:color w:val="000000"/>
-        </w:rPr>
-        <w:t>다음 장 예고</w:t>
-      </w:r>
-      <w:r>
-        <w:rPr>
-          <w:b w:val="0"/>
-          <w:i w:val="0"/>
-          <w:strike w:val="0"/>
-          <w:color w:val="000000"/>
-        </w:rPr>
-        <w:t xml:space="preserve"> — 검색으로 장소를 찾을 수 있게 됐으니, 이제 내 지도에 담을 차례입니다. </w:t>
-      </w:r>
-      <w:r>
-        <w:rPr>
-          <w:b w:val="0"/>
-          <w:i w:val="0"/>
-          <w:strike w:val="0"/>
-          <w:color w:val="000000"/>
-        </w:rPr>
-        <w:t>20장</w:t>
-      </w:r>
-      <w:r>
-        <w:rPr>
-          <w:b w:val="0"/>
-          <w:i w:val="0"/>
-          <w:strike w:val="0"/>
-          <w:color w:val="000000"/>
-        </w:rPr>
-        <w:t>에서는 검색 결과마다 ＋ 버튼을 달고, 지도의 빈 곳을 클릭해도 같은 입력 폼이 열리게 만듭니다. 이름·카테고리·메모를 채워 저장하면 곧바로 마커가 찍히는, 진짜 "나만의 지도"의 핵심 기능이 완성됩니다.</w:t>
+          <w:color w:val="000000"/>
+        </w:rPr>
+        <w:t>다음 장 예고 — 검색으로 장소를 찾을 수 있게 됐으니, 이제 내 지도에 담을 차례입니다. 24장에서는 검색 결과마다 ＋ 버튼을 달고, 지도의 빈 곳을 클릭해도 같은 입력 폼이 열리게 만듭니다. 이름·카테고리·메모를 채워 저장하면 곧바로 마커가 찍히는, 진짜 "나만의 지도"의 핵심 기능이 완성됩니다.</w:t>
       </w:r>
     </w:p>
     <w:p>

--- a/최종교재/19장_키워드_장소_검색.docx
+++ b/최종교재/19장_키워드_장소_검색.docx
@@ -453,10 +453,9 @@
         <w:rPr>
           <w:b w:val="0"/>
           <w:i w:val="0"/>
-          <w:strike w:val="0"/>
-          <w:color w:val="000000"/>
-        </w:rPr>
-        <w:t>src/loader.js에서 카카오 SDK 주소에 &amp;libraries=services를 추가해줘. 다음 기능으로 장소 키워드 검색을 만들 거야. 다른 부분은 건드리지 마.</w:t>
+          <w:color w:val="000000"/>
+        </w:rPr>
+        <w:t>src/loader.js 파일에 작성된 카카오지도 SDK 호출 주소 끝 부분에 &amp;libraries=services 구문을 추가하여 주십시오. 이후 이 기능을 바탕으로 장소 키워드 검색 기능을 구현할 예정입니다. 그 외 다른 부분은 전혀 수정하지 마십시오.</w:t>
       </w:r>
     </w:p>
     <w:p>
@@ -985,13 +984,12 @@
     <w:p>
       <w:r>
         <w:rPr>
-          <w:rFonts w:ascii="Segoe UI Emoji" w:hAnsi="Segoe UI Emoji" w:eastAsia="맑은 고딕"/>
-          <w:b w:val="0"/>
-          <w:i w:val="0"/>
-          <w:strike w:val="0"/>
-          <w:color w:val="000000"/>
-        </w:rPr>
-        <w:t>index.html 사이드바 제목 아래에 장소 검색 UI를 추가해줘. 텍스트 입력칸(id=search-input, 플레이스홀더 "장소 검색 (예: 성수동 카페)")과 🔍 버튼(id=btn-search)을 한 줄로 놓고, 그 아래에 검색 결과 목록 ul(id=search-results)을 만들어줘. 결과 목록은 평소에 hidden으로 숨겨두고, style.css에 어울리는 스타일도 넣어줘.</w:t>
+          <w:rFonts w:ascii="Segoe UI Emoji" w:hAnsi="Segoe UI Emoji"/>
+          <w:b w:val="0"/>
+          <w:i w:val="0"/>
+          <w:color w:val="000000"/>
+        </w:rPr>
+        <w:t>index.html 파일의 사이드바 제목 아래에 장소 검색용 사용자 인터페이스를 추가하여 주십시오. 텍스트 입력창과 검색 버튼을 한 줄에 배치하고, 입력창에는 id 속성으로 search-input을 부여하며 플레이스홀더에는 "장소 검색 (예: 성수동 카페)"라는 안내 문구를 넣어주십시오. 검색 버튼에는 id 속성으로 btn-search를 부여하고, 그 아래에는 검색 결과를 표시할 목록 영역을 ul 태그로 생성하며 id 속성은 search-results로 지정하여 주십시오. 평상시에는 결과 목록 영역을 숨겨둔 상태로 유지하고, style.css 파일에도 해당 요소에 어울리는 스타일을 추가하여 주십시오.</w:t>
       </w:r>
     </w:p>
     <w:p>
@@ -2410,10 +2408,9 @@
         <w:rPr>
           <w:b w:val="0"/>
           <w:i w:val="0"/>
-          <w:strike w:val="0"/>
-          <w:color w:val="000000"/>
-        </w:rPr>
-        <w:t>화면 하단 중앙에 잠깐 떴다 사라지는 토스트 알림을 만들어줘. index.html에 빈 div(id=toast, hidden)를 두고, sidebar.js에서 toast(msg) 함수를 export 해줘. 메시지를 넣고 hidden을 풀었다가 2초쯤 뒤에 다시 숨기면 되는데, 연달아 호출해도 타이머가 꼬이지 않게 해줘. style.css에 까만 알약 모양 스타일도 추가해줘. 앞으로 여러 기능이 공용으로 쓸 알림이야.</w:t>
+          <w:color w:val="000000"/>
+        </w:rPr>
+        <w:t>화면 하단 중앙에 잠시 나타났다가 사라지는 알림 메시지 기능을 구현하여 주십시오. index.html 파일에는 내용이 비어 있는 div 태그를 추가하고 id 속성은 toast로, 기본적으로 숨겨진 상태가 되도록 설정하여 주십시오. 그리고 sidebar.js 파일에는 메시지를 전달받아 표시하는 함수 toast(msg)를 작성하여 내보내십시오. 전달받은 메시지를 표시한 뒤 약 2초 후에 자동으로 숨기도록 하되, 함수가 짧은 시간에 여러 차례 호출되더라도 타이머 시간이 잘못 적용되는 일이 없도록 처리하여 주십시오. style.css 파일에는 검은색 바탕에 알약 모양을 갖춘 스타일을 함께 추가하여 주십시오. 이 알림 기능은 이후 여러 기능에서 공통으로 사용하게 될 것입니다.</w:t>
       </w:r>
     </w:p>
     <w:p>
@@ -2792,13 +2789,12 @@
     <w:p>
       <w:r>
         <w:rPr>
-          <w:rFonts w:ascii="Segoe UI Emoji" w:hAnsi="Segoe UI Emoji" w:eastAsia="맑은 고딕"/>
-          <w:b w:val="0"/>
-          <w:i w:val="0"/>
-          <w:strike w:val="0"/>
-          <w:color w:val="000000"/>
-        </w:rPr>
-        <w:t>src/search.js를 새로 만들어줘. initSearch 함수를 export하고, 그 안에서 kakao.maps.services.Places로 키워드 검색을 구현해줘. 🔍 버튼 클릭이나 Enter 키로 검색을 실행하고, Status.OK가 아니면 toast로 "검색 결과가 없습니다."를 띄우고 목록을 숨겨줘. 성공하면 상위 7개만 #search-results에 이름+주소로 렌더링하고, 항목을 클릭하면 지도를 레벨 3으로 확대해서 그 좌표로 panTo 해줘. x가 경도, y가 위도인 것과 문자열이라는 점을 주의해줘. 만든 initSearch는 main.js에서 호출해줘.</w:t>
+          <w:rFonts w:ascii="Segoe UI Emoji" w:hAnsi="Segoe UI Emoji"/>
+          <w:b w:val="0"/>
+          <w:i w:val="0"/>
+          <w:color w:val="000000"/>
+        </w:rPr>
+        <w:t>src/search.js 파일을 새로 생성하여 주십시오. 외부에서 호출할 수 있도록 함수 initSearch를 내보내고, 함수 내부에서는 카카오지도 서비스의 장소 검색 기능을 활용하여 키워드 검색 기능을 구현하여 주십시오. 검색은 버튼을 클릭하거나 입력창에서 엔터 키를 눌렀을 때 실행되도록 설정하며, 정상적인 응답이 아닌 경우에는 알림 메시지로 "검색 결과가 없습니다."를 표시하고 결과 목록은 숨기도록 하십시오. 검색이 성공한 경우에는 상위 7건만 추려서 장소 이름과 주소를 함께 목록 형태로 화면에 표시하여 주십시오. 각 결과 항목을 클릭하면 지도를 축척 3 수준으로 확대한 뒤 해당 위치로 부드럽게 이동시키도록 하며, 이때 좌표 정보가 문자열 형태로 전달되므로 형변환에 유의하여 처리하여 주십시오. 이렇게 작성한 initSearch 함수는 main.js 파일에서 호출하여 사용하도록 설정하여 주십시오.</w:t>
       </w:r>
     </w:p>
     <w:p>

--- a/최종교재/19장_키워드_장소_검색.docx
+++ b/최종교재/19장_키워드_장소_검색.docx
@@ -3599,7 +3599,7 @@
       <w:r>
         <w:drawing>
           <wp:inline xmlns:a="http://schemas.openxmlformats.org/drawingml/2006/main" xmlns:pic="http://schemas.openxmlformats.org/drawingml/2006/picture">
-            <wp:extent cx="5806440" cy="2203337"/>
+            <wp:extent cx="5806440" cy="3467735"/>
             <wp:docPr id="4" name="Picture 4" descr="&quot;성수동 카페&quot; 검색 결과 상위 7개"/>
             <wp:cNvGraphicFramePr>
               <a:graphicFrameLocks noChangeAspect="1"/>
@@ -3620,7 +3620,7 @@
                   <pic:spPr>
                     <a:xfrm>
                       <a:off x="0" y="0"/>
-                      <a:ext cx="5806440" cy="2203337"/>
+                      <a:ext cx="5806440" cy="3467735"/>
                     </a:xfrm>
                     <a:prstGeom prst="rect"/>
                   </pic:spPr>
@@ -3640,19 +3640,9 @@
         <w:rPr>
           <w:b w:val="0"/>
           <w:i w:val="0"/>
-          <w:strike w:val="0"/>
-          <w:color w:val="000000"/>
-        </w:rPr>
-        <w:t>그림 19.4</w:t>
-      </w:r>
-      <w:r>
-        <w:rPr>
-          <w:b w:val="0"/>
-          <w:i w:val="0"/>
-          <w:strike w:val="0"/>
-          <w:color w:val="000000"/>
-        </w:rPr>
-        <w:t xml:space="preserve"> — "성수동 카페" 검색 결과 상위 7개</w:t>
+          <w:color w:val="000000"/>
+        </w:rPr>
+        <w:t>그림 19.4 — 성수동</w:t>
       </w:r>
     </w:p>
     <w:p>
